--- a/tillsyn/A 29368-2024 tillsynsbegäran.docx
+++ b/tillsyn/A 29368-2024 tillsynsbegäran.docx
@@ -1128,7 +1128,7 @@
     <w:r>
       <w:tab/>
       <w:tab/>
-      <w:t>2025-09-01</w:t>
+      <w:t>2025-09-04</w:t>
       <w:br/>
       <w:br/>
     </w:r>

--- a/tillsyn/A 29368-2024 tillsynsbegäran.docx
+++ b/tillsyn/A 29368-2024 tillsynsbegäran.docx
@@ -1128,7 +1128,7 @@
     <w:r>
       <w:tab/>
       <w:tab/>
-      <w:t>2025-09-04</w:t>
+      <w:t>2025-09-05</w:t>
       <w:br/>
       <w:br/>
     </w:r>

--- a/tillsyn/A 29368-2024 tillsynsbegäran.docx
+++ b/tillsyn/A 29368-2024 tillsynsbegäran.docx
@@ -1128,7 +1128,7 @@
     <w:r>
       <w:tab/>
       <w:tab/>
-      <w:t>2025-09-05</w:t>
+      <w:t>2025-09-07</w:t>
       <w:br/>
       <w:br/>
     </w:r>

--- a/tillsyn/A 29368-2024 tillsynsbegäran.docx
+++ b/tillsyn/A 29368-2024 tillsynsbegäran.docx
@@ -1128,7 +1128,7 @@
     <w:r>
       <w:tab/>
       <w:tab/>
-      <w:t>2025-09-07</w:t>
+      <w:t>2025-09-08</w:t>
       <w:br/>
       <w:br/>
     </w:r>

--- a/tillsyn/A 29368-2024 tillsynsbegäran.docx
+++ b/tillsyn/A 29368-2024 tillsynsbegäran.docx
@@ -1128,7 +1128,7 @@
     <w:r>
       <w:tab/>
       <w:tab/>
-      <w:t>2025-09-08</w:t>
+      <w:t>2025-09-10</w:t>
       <w:br/>
       <w:br/>
     </w:r>

--- a/tillsyn/A 29368-2024 tillsynsbegäran.docx
+++ b/tillsyn/A 29368-2024 tillsynsbegäran.docx
@@ -1128,7 +1128,7 @@
     <w:r>
       <w:tab/>
       <w:tab/>
-      <w:t>2025-09-10</w:t>
+      <w:t>2025-09-11</w:t>
       <w:br/>
       <w:br/>
     </w:r>

--- a/tillsyn/A 29368-2024 tillsynsbegäran.docx
+++ b/tillsyn/A 29368-2024 tillsynsbegäran.docx
@@ -1128,7 +1128,7 @@
     <w:r>
       <w:tab/>
       <w:tab/>
-      <w:t>2025-09-11</w:t>
+      <w:t>2025-09-12</w:t>
       <w:br/>
       <w:br/>
     </w:r>

--- a/tillsyn/A 29368-2024 tillsynsbegäran.docx
+++ b/tillsyn/A 29368-2024 tillsynsbegäran.docx
@@ -1128,7 +1128,7 @@
     <w:r>
       <w:tab/>
       <w:tab/>
-      <w:t>2025-09-12</w:t>
+      <w:t>2025-09-13</w:t>
       <w:br/>
       <w:br/>
     </w:r>

--- a/tillsyn/A 29368-2024 tillsynsbegäran.docx
+++ b/tillsyn/A 29368-2024 tillsynsbegäran.docx
@@ -1128,7 +1128,7 @@
     <w:r>
       <w:tab/>
       <w:tab/>
-      <w:t>2025-09-13</w:t>
+      <w:t>2025-09-14</w:t>
       <w:br/>
       <w:br/>
     </w:r>

--- a/tillsyn/A 29368-2024 tillsynsbegäran.docx
+++ b/tillsyn/A 29368-2024 tillsynsbegäran.docx
@@ -264,7 +264,25 @@
         <w:t>Knärot (VU, §8)</w:t>
       </w:r>
       <w:r>
-        <w:t xml:space="preserve"> är rödlistad som sårbar och fridlyst enligt 8§ artskyddsförordningen. En nyligen genomförd analys av 79 floraväktarlokaler indikerar att det behövs någonstans mellan 100 och 150 meters skyddszon för att en knärotspopulation inte ska dö ut på lång sikt (Sebestyén &amp; Sundberg, 2025). Detta ligger väl i linje med tidigare genomförda studier som visar att det krävs väl tilltagna buffertzoner för att knäroten inte ska ta skada av skogsbruksåtgärder i intilliggande skog (Johnson, 2014; Koelmeijer m.fl., 2022; Skogsstyrelsen, 2022). Arten är även känslig för gallring vilket framgår av Skogsstyrelsens egen vägledning för hänsyn till knärot (Skogsstyrelsen, 2022). För rika förekomster av knärot är reservatsbildning eller biotopskydd lämpliga åtgärder för att skydda den (SLU Artdatabanken, 2024).</w:t>
+        <w:t xml:space="preserve"> är rödlistad som sårbar och fridlyst enligt 8§ artskyddsförordningen. En nyligen genomförd analys av 79 floraväktarlokaler indikerar att det behövs någonstans mellan 100 och 150 meters skyddszon för att en knärotspopulation inte ska dö ut på lång sikt (Sebestyén &amp; Sundberg, 2025). Detta ligger väl i linje med tidigare genomförda studier som visar att det krävs väl tilltagna buffertzoner för att knäroten inte ska ta skada av skogsbruksåtgärder i intilliggande skog (Johnson, 2014; Koelmeijer m.fl., 2022; Skogsstyrelsen, 2022). Arten är även känslig för gallring vilket framgår av Skogsstyrelsens egen vägledning för hänsyn till knärot (Skogsstyrelsen, 2022). För rika förekomster av knärot är reservatsbildning eller biotopskydd lämpliga åtgärder för att skydda den. På knärot kan den sällsynta rostsvampen </w:t>
+      </w:r>
+      <w:r>
+        <w:rPr>
+          <w:i/>
+        </w:rPr>
+        <w:t>Pucciniastrum goodyerae</w:t>
+      </w:r>
+      <w:r>
+        <w:t xml:space="preserve"> påträffas. </w:t>
+      </w:r>
+      <w:r>
+        <w:rPr>
+          <w:i/>
+        </w:rPr>
+        <w:t>Pucciniastrum goodyerae</w:t>
+      </w:r>
+      <w:r>
+        <w:t xml:space="preserve"> är klassad som NE (ej bedömd) i rödlistan(SLU Artdatabanken, 2024).</w:t>
       </w:r>
     </w:p>
     <w:p>
@@ -1128,7 +1146,7 @@
     <w:r>
       <w:tab/>
       <w:tab/>
-      <w:t>2025-09-14</w:t>
+      <w:t>2025-09-15</w:t>
       <w:br/>
       <w:br/>
     </w:r>

--- a/tillsyn/A 29368-2024 tillsynsbegäran.docx
+++ b/tillsyn/A 29368-2024 tillsynsbegäran.docx
@@ -1146,7 +1146,7 @@
     <w:r>
       <w:tab/>
       <w:tab/>
-      <w:t>2025-09-15</w:t>
+      <w:t>2025-09-16</w:t>
       <w:br/>
       <w:br/>
     </w:r>

--- a/tillsyn/A 29368-2024 tillsynsbegäran.docx
+++ b/tillsyn/A 29368-2024 tillsynsbegäran.docx
@@ -1146,7 +1146,7 @@
     <w:r>
       <w:tab/>
       <w:tab/>
-      <w:t>2025-09-16</w:t>
+      <w:t>2025-09-17</w:t>
       <w:br/>
       <w:br/>
     </w:r>

--- a/tillsyn/A 29368-2024 tillsynsbegäran.docx
+++ b/tillsyn/A 29368-2024 tillsynsbegäran.docx
@@ -1146,7 +1146,7 @@
     <w:r>
       <w:tab/>
       <w:tab/>
-      <w:t>2025-09-17</w:t>
+      <w:t>2025-09-18</w:t>
       <w:br/>
       <w:br/>
     </w:r>

--- a/tillsyn/A 29368-2024 tillsynsbegäran.docx
+++ b/tillsyn/A 29368-2024 tillsynsbegäran.docx
@@ -1146,7 +1146,7 @@
     <w:r>
       <w:tab/>
       <w:tab/>
-      <w:t>2025-09-18</w:t>
+      <w:t>2025-09-22</w:t>
       <w:br/>
       <w:br/>
     </w:r>

--- a/tillsyn/A 29368-2024 tillsynsbegäran.docx
+++ b/tillsyn/A 29368-2024 tillsynsbegäran.docx
@@ -35,7 +35,7 @@
     </w:p>
     <w:p>
       <w:r>
-        <w:t>I avverkningsanmälan har följande 18 naturvårdsarter hittats: doftticka (VU, §8), knärot (VU, §8), gammelgransskål (NT), garnlav (NT), granticka (NT), gränsticka (NT), harticka (NT), järpe (NT, §4), knottrig blåslav (NT), lunglav (NT), nordtagging (NT), spillkråka (NT, §4), talltita (NT, §4), vedskivlav (NT), vedticka (S), lavskrika (§4), tjäder (§4) och revlummer (§9). Av dessa är 14 rödlistade. För rödlistade arter har rödlistekategorin angivits inom parentes. Arter som är signalarter enligt Skogsstyrelsen har markerats med (S). För fridlysta arter anges även paragrafen i Artskyddsförordningen som arten är fridlyst enligt.</w:t>
+        <w:t>I avverkningsanmälan har följande 28 naturvårdsarter hittats: doftticka (VU, §8), fläckporing (VU), knärot (VU, §8), gammelgransskål (NT), garnlav (NT), granticka (NT), gränsticka (NT), harticka (NT), järpe (NT, §4), knottrig blåslav (NT), lunglav (NT), nordtagging (NT), spillkråka (NT, §4), talltita (NT, §4), vedskivlav (NT), violettgrå tagellav (NT), bårdlav (S), nästlav (S), spindelblomster (S, §8), stuplav (S), vedticka (S), ögonpyrola (S), kungsfågel (§4), lavskrika (§4), tjäder (§4), vanlig groda (§6), fläcknycklar (§8) och revlummer (§9). Av dessa är 16 rödlistade. För rödlistade arter har rödlistekategorin angivits inom parentes. Arter som är signalarter enligt Skogsstyrelsen har markerats med (S). För fridlysta arter anges även paragrafen i Artskyddsförordningen som arten är fridlyst enligt.</w:t>
       </w:r>
     </w:p>
     <w:p>
@@ -50,7 +50,7 @@
       <w:r>
         <w:drawing>
           <wp:inline xmlns:a="http://schemas.openxmlformats.org/drawingml/2006/main" xmlns:pic="http://schemas.openxmlformats.org/drawingml/2006/picture">
-            <wp:extent cx="5486400" cy="5737330"/>
+            <wp:extent cx="5486400" cy="5722374"/>
             <wp:docPr id="1" name="Picture 1"/>
             <wp:cNvGraphicFramePr>
               <a:graphicFrameLocks noChangeAspect="1"/>
@@ -71,7 +71,7 @@
                   <pic:spPr>
                     <a:xfrm>
                       <a:off x="0" y="0"/>
-                      <a:ext cx="5486400" cy="5737330"/>
+                      <a:ext cx="5486400" cy="5722374"/>
                     </a:xfrm>
                     <a:prstGeom prst="rect"/>
                   </pic:spPr>
@@ -95,6 +95,17 @@
         <w:rPr>
           <w:b/>
         </w:rPr>
+        <w:t>Fläckporing (VU)</w:t>
+      </w:r>
+      <w:r>
+        <w:t xml:space="preserve"> är en mycket bra signalart som visar på tallnaturskogar med höga naturvärden. Den är placerad högst upp i Skogsstyrelsens värdepyramid för bedömning av skog med höga naturvärden och indikerar områden som är mer eller mindre opåverkade av skogsbruk och där det funnits en kontinuitet av tallågor i olika nedbrytningsstadier. För att på lång sikt bibehålla livskraftiga populationer i ett område behövs troligen större skyddade områden som tillåter att man upprätthåller en naturlig branddynamik (SLU Artdatabanken, 2024; Nitare &amp; Skogsstyrelsen, 2019).</w:t>
+      </w:r>
+    </w:p>
+    <w:p>
+      <w:r>
+        <w:rPr>
+          <w:b/>
+        </w:rPr>
         <w:t>Gammelgransskål (NT)</w:t>
       </w:r>
       <w:r>
@@ -201,10 +212,52 @@
         <w:rPr>
           <w:b/>
         </w:rPr>
+        <w:t>Stuplav</w:t>
+      </w:r>
+      <w:r>
+        <w:t xml:space="preserve"> är en mycket bra signalart i hela sitt utbredningsområde och förekommer nästan enbart i skogsmiljöer med höga naturvärden. Den indikerar långvarig förekomst av gamla lövträd och miljöer med konstant hög luftfuktighet. I skogar med suboceaniskt klimat finns det en mycket sällsynt parasit, njurlavsknapp </w:t>
+      </w:r>
+      <w:r>
+        <w:rPr>
+          <w:i/>
+        </w:rPr>
+        <w:t>Pletocarpon nephromeum</w:t>
+      </w:r>
+      <w:r>
+        <w:t xml:space="preserve"> (EN), som växer på stuplav (SLU Artdatabanken, 2024; Nitare &amp; Skogsstyrelsen, 2019).</w:t>
+      </w:r>
+    </w:p>
+    <w:p>
+      <w:r>
+        <w:rPr>
+          <w:b/>
+        </w:rPr>
         <w:t>Vedskivlav (NT)</w:t>
       </w:r>
       <w:r>
         <w:t xml:space="preserve"> växer på gammal, torr, exponerad, hård kärnved av framförallt tall i naturskogsartade bestånd. Avverkning av tallskog av naturskogskaraktär med spår av återkommande bränder är ett hot. Mängden lämplig ved att växa på för vedskivlav minskar, dels på grund av naturlig nedbrytning men framförallt på grund av att de förstörs i samband med slutavverkningar, gallringar och markberedning. Tall- och blandbarrskogar av naturskogskaraktär med spår av återkommande bränder bör skyddas (SLU Artdatabanken, 2024).</w:t>
+      </w:r>
+    </w:p>
+    <w:p>
+      <w:r>
+        <w:rPr>
+          <w:b/>
+        </w:rPr>
+        <w:t>Violettgrå tagellav (NT)</w:t>
+      </w:r>
+      <w:r>
+        <w:t xml:space="preserve"> växer nästan uteslutande i gamla olikåldriga barrnaturskogar med lång skoglig kontinuitet och är en utmärkt signal på skog med höga naturvärden. Slutavverkning av tidigare aldrig slutavverkad skog (kontinuitetsskog) är det största hotet. Biotopen nyskapas i begränsad omfattning och barrskog äldre än 160 år, där den violettgrå tagellaven huvudsakligen påträffas har minskat med 50% de senaste 50 åren. Lågproduktiv skogsmark där laven förekommer bör undantas från skogsbruk och rika förekomster i äldre granskog bör skyddas. Arten är känslig för uttorkning och det är väsentligt att tillräckligt stora bestånd avsätts (SLU Artdatabanken, 2024; Nitare &amp; Skogsstyrelsen, 2019).</w:t>
+      </w:r>
+    </w:p>
+    <w:p>
+      <w:r>
+        <w:rPr>
+          <w:b/>
+        </w:rPr>
+        <w:t xml:space="preserve">Ögonpyrola </w:t>
+      </w:r>
+      <w:r>
+        <w:t>är normalt en bra signalart som visar på områden med höga naturvärden och stabila förhållanden, särskilt inom näringsfattiga trakter. Växten är mycket känslig för markskador och försvinner snabbt efter slutavverkning. Den hotas också av skogsgödsling och markavvattning (Nitare &amp; Skogsstyrelsen, 2019).</w:t>
       </w:r>
     </w:p>
     <w:p>
@@ -217,7 +270,7 @@
     </w:p>
     <w:p>
       <w:r>
-        <w:t>Följande fridlysta arter har sina livsmiljöer och växtplatser i den avverkningsanmälda skogen: doftticka (VU, §8), knärot (VU, §8), järpe (NT, §4), spillkråka (NT, §4), talltita (NT, §4), lavskrika (§4), tjäder (§4) och revlummer (§9).</w:t>
+        <w:t>Följande fridlysta arter har sina livsmiljöer och växtplatser i den avverkningsanmälda skogen: doftticka (VU, §8), knärot (VU, §8), järpe (NT, §4), spillkråka (NT, §4), talltita (NT, §4), spindelblomster (S, §8), kungsfågel (§4), lavskrika (§4), tjäder (§4), vanlig groda (§6), fläcknycklar (§8) och revlummer (§9).</w:t>
       </w:r>
     </w:p>
     <w:p>
@@ -287,7 +340,7 @@
     </w:p>
     <w:p>
       <w:r>
-        <w:t>I det avverkningsanmälda området finns 13 fyndplatser för knärot registrerade på Artportalen. Figur 2 visar gränserna för buffertzoner på 50 m, som behöver lämnas kring fyndplatserna för att knärotslokalerna inte ska försvinna vid en avverkning. Av det avverkningsanmälda området överlappar 4.87 ha med buffertzonerna och får av detta skäl inte avverkas.</w:t>
+        <w:t>I det avverkningsanmälda området finns 30 fyndplatser för knärot registrerade på Artportalen. Figur 2 visar gränserna för buffertzoner på 50 m, som behöver lämnas kring fyndplatserna för att knärotslokalerna inte ska försvinna vid en avverkning. Av det avverkningsanmälda området överlappar 8.50 ha med buffertzonerna och får av detta skäl inte avverkas.</w:t>
       </w:r>
     </w:p>
     <w:p>
@@ -369,6 +422,17 @@
         <w:rPr>
           <w:b/>
         </w:rPr>
+        <w:t>Spindelblomster (§8)</w:t>
+      </w:r>
+      <w:r>
+        <w:t xml:space="preserve"> växer i äldre mossrik granskog eller barrblandskog, men även i fjällbjörkskog. Arten indikerar långvarig trädkontinuitet och hög luftfuktighet och är mycket känslig för uttorkning och markskador. Spindelblomster har i många trakter minskat starkt under senare tid på grund av slutavverkningar och skogsmarksdikning (Nitare &amp; Skogsstyrelsen, 2019).</w:t>
+      </w:r>
+    </w:p>
+    <w:p>
+      <w:r>
+        <w:rPr>
+          <w:b/>
+        </w:rPr>
         <w:t>Talltita (NT, §4)</w:t>
       </w:r>
       <w:r>
@@ -1146,7 +1210,7 @@
     <w:r>
       <w:tab/>
       <w:tab/>
-      <w:t>2025-09-22</w:t>
+      <w:t>2025-09-23</w:t>
       <w:br/>
       <w:br/>
     </w:r>

--- a/tillsyn/A 29368-2024 tillsynsbegäran.docx
+++ b/tillsyn/A 29368-2024 tillsynsbegäran.docx
@@ -1210,7 +1210,7 @@
     <w:r>
       <w:tab/>
       <w:tab/>
-      <w:t>2025-09-23</w:t>
+      <w:t>2025-09-24</w:t>
       <w:br/>
       <w:br/>
     </w:r>

--- a/tillsyn/A 29368-2024 tillsynsbegäran.docx
+++ b/tillsyn/A 29368-2024 tillsynsbegäran.docx
@@ -1210,7 +1210,7 @@
     <w:r>
       <w:tab/>
       <w:tab/>
-      <w:t>2025-09-24</w:t>
+      <w:t>2025-09-25</w:t>
       <w:br/>
       <w:br/>
     </w:r>

--- a/tillsyn/A 29368-2024 tillsynsbegäran.docx
+++ b/tillsyn/A 29368-2024 tillsynsbegäran.docx
@@ -1210,7 +1210,7 @@
     <w:r>
       <w:tab/>
       <w:tab/>
-      <w:t>2025-09-25</w:t>
+      <w:t>2025-09-26</w:t>
       <w:br/>
       <w:br/>
     </w:r>

--- a/tillsyn/A 29368-2024 tillsynsbegäran.docx
+++ b/tillsyn/A 29368-2024 tillsynsbegäran.docx
@@ -1210,7 +1210,7 @@
     <w:r>
       <w:tab/>
       <w:tab/>
-      <w:t>2025-09-26</w:t>
+      <w:t>2025-09-27</w:t>
       <w:br/>
       <w:br/>
     </w:r>

--- a/tillsyn/A 29368-2024 tillsynsbegäran.docx
+++ b/tillsyn/A 29368-2024 tillsynsbegäran.docx
@@ -1210,7 +1210,7 @@
     <w:r>
       <w:tab/>
       <w:tab/>
-      <w:t>2025-09-27</w:t>
+      <w:t>2025-09-28</w:t>
       <w:br/>
       <w:br/>
     </w:r>

--- a/tillsyn/A 29368-2024 tillsynsbegäran.docx
+++ b/tillsyn/A 29368-2024 tillsynsbegäran.docx
@@ -1210,7 +1210,7 @@
     <w:r>
       <w:tab/>
       <w:tab/>
-      <w:t>2025-09-28</w:t>
+      <w:t>2025-09-29</w:t>
       <w:br/>
       <w:br/>
     </w:r>

--- a/tillsyn/A 29368-2024 tillsynsbegäran.docx
+++ b/tillsyn/A 29368-2024 tillsynsbegäran.docx
@@ -1210,7 +1210,7 @@
     <w:r>
       <w:tab/>
       <w:tab/>
-      <w:t>2025-09-29</w:t>
+      <w:t>2025-09-30</w:t>
       <w:br/>
       <w:br/>
     </w:r>

--- a/tillsyn/A 29368-2024 tillsynsbegäran.docx
+++ b/tillsyn/A 29368-2024 tillsynsbegäran.docx
@@ -1210,7 +1210,7 @@
     <w:r>
       <w:tab/>
       <w:tab/>
-      <w:t>2025-09-30</w:t>
+      <w:t>2025-10-01</w:t>
       <w:br/>
       <w:br/>
     </w:r>

--- a/tillsyn/A 29368-2024 tillsynsbegäran.docx
+++ b/tillsyn/A 29368-2024 tillsynsbegäran.docx
@@ -1210,7 +1210,7 @@
     <w:r>
       <w:tab/>
       <w:tab/>
-      <w:t>2025-10-01</w:t>
+      <w:t>2025-10-02</w:t>
       <w:br/>
       <w:br/>
     </w:r>

--- a/tillsyn/A 29368-2024 tillsynsbegäran.docx
+++ b/tillsyn/A 29368-2024 tillsynsbegäran.docx
@@ -1210,7 +1210,7 @@
     <w:r>
       <w:tab/>
       <w:tab/>
-      <w:t>2025-10-02</w:t>
+      <w:t>2025-10-03</w:t>
       <w:br/>
       <w:br/>
     </w:r>

--- a/tillsyn/A 29368-2024 tillsynsbegäran.docx
+++ b/tillsyn/A 29368-2024 tillsynsbegäran.docx
@@ -1210,7 +1210,7 @@
     <w:r>
       <w:tab/>
       <w:tab/>
-      <w:t>2025-10-03</w:t>
+      <w:t>2025-10-04</w:t>
       <w:br/>
       <w:br/>
     </w:r>

--- a/tillsyn/A 29368-2024 tillsynsbegäran.docx
+++ b/tillsyn/A 29368-2024 tillsynsbegäran.docx
@@ -1210,7 +1210,7 @@
     <w:r>
       <w:tab/>
       <w:tab/>
-      <w:t>2025-10-04</w:t>
+      <w:t>2025-10-05</w:t>
       <w:br/>
       <w:br/>
     </w:r>

--- a/tillsyn/A 29368-2024 tillsynsbegäran.docx
+++ b/tillsyn/A 29368-2024 tillsynsbegäran.docx
@@ -1210,7 +1210,7 @@
     <w:r>
       <w:tab/>
       <w:tab/>
-      <w:t>2025-10-05</w:t>
+      <w:t>2025-10-06</w:t>
       <w:br/>
       <w:br/>
     </w:r>

--- a/tillsyn/A 29368-2024 tillsynsbegäran.docx
+++ b/tillsyn/A 29368-2024 tillsynsbegäran.docx
@@ -1210,7 +1210,7 @@
     <w:r>
       <w:tab/>
       <w:tab/>
-      <w:t>2025-10-06</w:t>
+      <w:t>2025-10-07</w:t>
       <w:br/>
       <w:br/>
     </w:r>

--- a/tillsyn/A 29368-2024 tillsynsbegäran.docx
+++ b/tillsyn/A 29368-2024 tillsynsbegäran.docx
@@ -1210,7 +1210,7 @@
     <w:r>
       <w:tab/>
       <w:tab/>
-      <w:t>2025-10-07</w:t>
+      <w:t>2025-10-08</w:t>
       <w:br/>
       <w:br/>
     </w:r>

--- a/tillsyn/A 29368-2024 tillsynsbegäran.docx
+++ b/tillsyn/A 29368-2024 tillsynsbegäran.docx
@@ -1210,7 +1210,7 @@
     <w:r>
       <w:tab/>
       <w:tab/>
-      <w:t>2025-10-08</w:t>
+      <w:t>2025-10-09</w:t>
       <w:br/>
       <w:br/>
     </w:r>

--- a/tillsyn/A 29368-2024 tillsynsbegäran.docx
+++ b/tillsyn/A 29368-2024 tillsynsbegäran.docx
@@ -340,7 +340,7 @@
     </w:p>
     <w:p>
       <w:r>
-        <w:t>I det avverkningsanmälda området finns 30 fyndplatser för knärot registrerade på Artportalen. Figur 2 visar gränserna för buffertzoner på 50 m, som behöver lämnas kring fyndplatserna för att knärotslokalerna inte ska försvinna vid en avverkning. Av det avverkningsanmälda området överlappar 8.50 ha med buffertzonerna och får av detta skäl inte avverkas.</w:t>
+        <w:t>I det avverkningsanmälda området finns 35 fyndplatser för knärot registrerade på Artportalen. Figur 2 visar gränserna för buffertzoner på 50 m, som behöver lämnas kring fyndplatserna för att knärotslokalerna inte ska försvinna vid en avverkning. Av det avverkningsanmälda området överlappar 10.20 ha med buffertzonerna och får av detta skäl inte avverkas.</w:t>
       </w:r>
     </w:p>
     <w:p>
@@ -1210,7 +1210,7 @@
     <w:r>
       <w:tab/>
       <w:tab/>
-      <w:t>2025-10-09</w:t>
+      <w:t>2025-10-10</w:t>
       <w:br/>
       <w:br/>
     </w:r>

--- a/tillsyn/A 29368-2024 tillsynsbegäran.docx
+++ b/tillsyn/A 29368-2024 tillsynsbegäran.docx
@@ -1210,7 +1210,7 @@
     <w:r>
       <w:tab/>
       <w:tab/>
-      <w:t>2025-10-10</w:t>
+      <w:t>2025-10-11</w:t>
       <w:br/>
       <w:br/>
     </w:r>

--- a/tillsyn/A 29368-2024 tillsynsbegäran.docx
+++ b/tillsyn/A 29368-2024 tillsynsbegäran.docx
@@ -1210,7 +1210,7 @@
     <w:r>
       <w:tab/>
       <w:tab/>
-      <w:t>2025-10-16</w:t>
+      <w:t>2025-10-17</w:t>
       <w:br/>
       <w:br/>
     </w:r>

--- a/tillsyn/A 29368-2024 tillsynsbegäran.docx
+++ b/tillsyn/A 29368-2024 tillsynsbegäran.docx
@@ -1210,7 +1210,7 @@
     <w:r>
       <w:tab/>
       <w:tab/>
-      <w:t>2025-10-17</w:t>
+      <w:t>2025-10-18</w:t>
       <w:br/>
       <w:br/>
     </w:r>

--- a/tillsyn/A 29368-2024 tillsynsbegäran.docx
+++ b/tillsyn/A 29368-2024 tillsynsbegäran.docx
@@ -1210,7 +1210,7 @@
     <w:r>
       <w:tab/>
       <w:tab/>
-      <w:t>2025-10-18</w:t>
+      <w:t>2025-10-19</w:t>
       <w:br/>
       <w:br/>
     </w:r>

--- a/tillsyn/A 29368-2024 tillsynsbegäran.docx
+++ b/tillsyn/A 29368-2024 tillsynsbegäran.docx
@@ -1210,7 +1210,7 @@
     <w:r>
       <w:tab/>
       <w:tab/>
-      <w:t>2025-10-19</w:t>
+      <w:t>2025-10-20</w:t>
       <w:br/>
       <w:br/>
     </w:r>

--- a/tillsyn/A 29368-2024 tillsynsbegäran.docx
+++ b/tillsyn/A 29368-2024 tillsynsbegäran.docx
@@ -1210,7 +1210,7 @@
     <w:r>
       <w:tab/>
       <w:tab/>
-      <w:t>2025-10-20</w:t>
+      <w:t>2025-10-21</w:t>
       <w:br/>
       <w:br/>
     </w:r>

--- a/tillsyn/A 29368-2024 tillsynsbegäran.docx
+++ b/tillsyn/A 29368-2024 tillsynsbegäran.docx
@@ -335,7 +335,7 @@
         <w:t>Pucciniastrum goodyerae</w:t>
       </w:r>
       <w:r>
-        <w:t xml:space="preserve"> är klassad som NE (ej bedömd) i rödlistan(SLU Artdatabanken, 2024).</w:t>
+        <w:t xml:space="preserve"> är klassad som NE (ej bedömd) i rödlistan (SLU Artdatabanken, 2024).</w:t>
       </w:r>
     </w:p>
     <w:p>
@@ -441,6 +441,17 @@
     </w:p>
     <w:p>
       <w:r>
+        <w:rPr>
+          <w:b/>
+        </w:rPr>
+        <w:t>Tjäder (§4)</w:t>
+      </w:r>
+      <w:r>
+        <w:t xml:space="preserve"> är en utpräglad skogsfågel knuten till större sammanhängande barrskogsområden. Tupparna och hönorna utnyttjar till viss del olika miljöer, och habitatvalet varierar dessutom mellan olika delar av året. För att det ska finnas livskraftiga tjäderbestånd krävs funktionella skogslandskap med en blandning av uppvuxen, gles och luckig skog, täta sumpskogar, myrar och andra små våtmarker. Arten försvinner när skogen fragmenteras och den sammanlagda arealen hyggen och andra öppna områden blir för stor. Ett småskaligt och försiktigt virkesuttag genom hyggesfria metoder kan i vissa fall vara möjligt i området inom 200 m från lekcentrum. Längre ut från lekcentrum, inom 200–500 m bör den avverkade ytan inte överskrida 1 hektar för att undvika alltför stora och snabba förändringar (Skogsstyrelsen, 2019).</w:t>
+      </w:r>
+    </w:p>
+    <w:p>
+      <w:r>
         <w:t>I BILAGA 1 finns mer detaljerad information om ekologi samt krav på livsmiljö hos fridlysta arter.</w:t>
       </w:r>
     </w:p>
@@ -1210,7 +1221,7 @@
     <w:r>
       <w:tab/>
       <w:tab/>
-      <w:t>2025-10-21</w:t>
+      <w:t>2025-10-22</w:t>
       <w:br/>
       <w:br/>
     </w:r>

--- a/tillsyn/A 29368-2024 tillsynsbegäran.docx
+++ b/tillsyn/A 29368-2024 tillsynsbegäran.docx
@@ -1221,7 +1221,7 @@
     <w:r>
       <w:tab/>
       <w:tab/>
-      <w:t>2025-10-22</w:t>
+      <w:t>2025-10-23</w:t>
       <w:br/>
       <w:br/>
     </w:r>

--- a/tillsyn/A 29368-2024 tillsynsbegäran.docx
+++ b/tillsyn/A 29368-2024 tillsynsbegäran.docx
@@ -1221,7 +1221,7 @@
     <w:r>
       <w:tab/>
       <w:tab/>
-      <w:t>2025-10-23</w:t>
+      <w:t>2025-10-24</w:t>
       <w:br/>
       <w:br/>
     </w:r>

--- a/tillsyn/A 29368-2024 tillsynsbegäran.docx
+++ b/tillsyn/A 29368-2024 tillsynsbegäran.docx
@@ -1221,7 +1221,7 @@
     <w:r>
       <w:tab/>
       <w:tab/>
-      <w:t>2025-10-24</w:t>
+      <w:t>2025-10-25</w:t>
       <w:br/>
       <w:br/>
     </w:r>

--- a/tillsyn/A 29368-2024 tillsynsbegäran.docx
+++ b/tillsyn/A 29368-2024 tillsynsbegäran.docx
@@ -1221,7 +1221,7 @@
     <w:r>
       <w:tab/>
       <w:tab/>
-      <w:t>2025-10-25</w:t>
+      <w:t>2025-10-26</w:t>
       <w:br/>
       <w:br/>
     </w:r>

--- a/tillsyn/A 29368-2024 tillsynsbegäran.docx
+++ b/tillsyn/A 29368-2024 tillsynsbegäran.docx
@@ -1221,7 +1221,7 @@
     <w:r>
       <w:tab/>
       <w:tab/>
-      <w:t>2025-10-26</w:t>
+      <w:t>2025-10-27</w:t>
       <w:br/>
       <w:br/>
     </w:r>

--- a/tillsyn/A 29368-2024 tillsynsbegäran.docx
+++ b/tillsyn/A 29368-2024 tillsynsbegäran.docx
@@ -1221,7 +1221,7 @@
     <w:r>
       <w:tab/>
       <w:tab/>
-      <w:t>2025-10-27</w:t>
+      <w:t>2025-10-28</w:t>
       <w:br/>
       <w:br/>
     </w:r>

--- a/tillsyn/A 29368-2024 tillsynsbegäran.docx
+++ b/tillsyn/A 29368-2024 tillsynsbegäran.docx
@@ -12,7 +12,7 @@
     </w:p>
     <w:p>
       <w:r>
-        <w:t>Detta dokument behandlar höga naturvärden i avverkningsanmälan A 29368-2024 i Arvidsjaurs kommun. Denna avverkningsanmälan inkom 2024-07-10 13:39:14 och omfattar 30,6 ha.</w:t>
+        <w:t>Detta dokument behandlar höga naturvärden i avverkningsanmälan A 29368-2024 i Arvidsjaurs kommun. Denna avverkningsanmälan inkom 2024-07-10 00:00:00 och omfattar 30,6 ha.</w:t>
       </w:r>
     </w:p>
     <w:p>
@@ -1221,7 +1221,7 @@
     <w:r>
       <w:tab/>
       <w:tab/>
-      <w:t>2025-10-28</w:t>
+      <w:t>2025-10-29</w:t>
       <w:br/>
       <w:br/>
     </w:r>
